--- a/lightning-lesson-v3/Lightning_Lesson_v3.1_Timing_Map.docx
+++ b/lightning-lesson-v3/Lightning_Lesson_v3.1_Timing_Map.docx
@@ -72,7 +72,7 @@
       <w:tr>
         <w:tc>
           <w:tcPr>
-            <w:tcW w:type="dxa" w:w="864"/>
+            <w:tcW w:type="dxa" w:w="792"/>
           </w:tcPr>
           <w:p>
             <w:r/>
@@ -88,7 +88,7 @@
         </w:tc>
         <w:tc>
           <w:tcPr>
-            <w:tcW w:type="dxa" w:w="864"/>
+            <w:tcW w:type="dxa" w:w="792"/>
           </w:tcPr>
           <w:p>
             <w:r/>
@@ -104,7 +104,7 @@
         </w:tc>
         <w:tc>
           <w:tcPr>
-            <w:tcW w:type="dxa" w:w="1152"/>
+            <w:tcW w:type="dxa" w:w="1224"/>
           </w:tcPr>
           <w:p>
             <w:r/>
@@ -120,7 +120,7 @@
         </w:tc>
         <w:tc>
           <w:tcPr>
-            <w:tcW w:type="dxa" w:w="864"/>
+            <w:tcW w:type="dxa" w:w="1296"/>
           </w:tcPr>
           <w:p>
             <w:r/>
@@ -136,7 +136,7 @@
         </w:tc>
         <w:tc>
           <w:tcPr>
-            <w:tcW w:type="dxa" w:w="5040"/>
+            <w:tcW w:type="dxa" w:w="4536"/>
           </w:tcPr>
           <w:p>
             <w:r/>
@@ -154,7 +154,7 @@
       <w:tr>
         <w:tc>
           <w:tcPr>
-            <w:tcW w:type="dxa" w:w="864"/>
+            <w:tcW w:type="dxa" w:w="792"/>
           </w:tcPr>
           <w:p>
             <w:r/>
@@ -169,7 +169,7 @@
         </w:tc>
         <w:tc>
           <w:tcPr>
-            <w:tcW w:type="dxa" w:w="864"/>
+            <w:tcW w:type="dxa" w:w="792"/>
           </w:tcPr>
           <w:p>
             <w:r/>
@@ -184,7 +184,7 @@
         </w:tc>
         <w:tc>
           <w:tcPr>
-            <w:tcW w:type="dxa" w:w="1152"/>
+            <w:tcW w:type="dxa" w:w="1224"/>
           </w:tcPr>
           <w:p>
             <w:r/>
@@ -199,7 +199,7 @@
         </w:tc>
         <w:tc>
           <w:tcPr>
-            <w:tcW w:type="dxa" w:w="864"/>
+            <w:tcW w:type="dxa" w:w="1296"/>
           </w:tcPr>
           <w:p>
             <w:r/>
@@ -214,7 +214,7 @@
         </w:tc>
         <w:tc>
           <w:tcPr>
-            <w:tcW w:type="dxa" w:w="5040"/>
+            <w:tcW w:type="dxa" w:w="4536"/>
           </w:tcPr>
           <w:p>
             <w:r/>
@@ -231,7 +231,7 @@
       <w:tr>
         <w:tc>
           <w:tcPr>
-            <w:tcW w:type="dxa" w:w="864"/>
+            <w:tcW w:type="dxa" w:w="792"/>
           </w:tcPr>
           <w:p>
             <w:r/>
@@ -246,7 +246,7 @@
         </w:tc>
         <w:tc>
           <w:tcPr>
-            <w:tcW w:type="dxa" w:w="864"/>
+            <w:tcW w:type="dxa" w:w="792"/>
           </w:tcPr>
           <w:p>
             <w:r/>
@@ -261,7 +261,7 @@
         </w:tc>
         <w:tc>
           <w:tcPr>
-            <w:tcW w:type="dxa" w:w="1152"/>
+            <w:tcW w:type="dxa" w:w="1224"/>
           </w:tcPr>
           <w:p>
             <w:r/>
@@ -276,7 +276,7 @@
         </w:tc>
         <w:tc>
           <w:tcPr>
-            <w:tcW w:type="dxa" w:w="864"/>
+            <w:tcW w:type="dxa" w:w="1296"/>
           </w:tcPr>
           <w:p>
             <w:r/>
@@ -291,7 +291,7 @@
         </w:tc>
         <w:tc>
           <w:tcPr>
-            <w:tcW w:type="dxa" w:w="5040"/>
+            <w:tcW w:type="dxa" w:w="4536"/>
           </w:tcPr>
           <w:p>
             <w:r/>
@@ -308,7 +308,7 @@
       <w:tr>
         <w:tc>
           <w:tcPr>
-            <w:tcW w:type="dxa" w:w="864"/>
+            <w:tcW w:type="dxa" w:w="792"/>
           </w:tcPr>
           <w:p>
             <w:r/>
@@ -323,7 +323,7 @@
         </w:tc>
         <w:tc>
           <w:tcPr>
-            <w:tcW w:type="dxa" w:w="864"/>
+            <w:tcW w:type="dxa" w:w="792"/>
           </w:tcPr>
           <w:p>
             <w:r/>
@@ -338,7 +338,7 @@
         </w:tc>
         <w:tc>
           <w:tcPr>
-            <w:tcW w:type="dxa" w:w="1152"/>
+            <w:tcW w:type="dxa" w:w="1224"/>
           </w:tcPr>
           <w:p>
             <w:r/>
@@ -353,7 +353,7 @@
         </w:tc>
         <w:tc>
           <w:tcPr>
-            <w:tcW w:type="dxa" w:w="864"/>
+            <w:tcW w:type="dxa" w:w="1296"/>
           </w:tcPr>
           <w:p>
             <w:r/>
@@ -368,7 +368,7 @@
         </w:tc>
         <w:tc>
           <w:tcPr>
-            <w:tcW w:type="dxa" w:w="5040"/>
+            <w:tcW w:type="dxa" w:w="4536"/>
           </w:tcPr>
           <w:p>
             <w:r/>
@@ -385,7 +385,7 @@
       <w:tr>
         <w:tc>
           <w:tcPr>
-            <w:tcW w:type="dxa" w:w="864"/>
+            <w:tcW w:type="dxa" w:w="792"/>
           </w:tcPr>
           <w:p>
             <w:r/>
@@ -400,7 +400,7 @@
         </w:tc>
         <w:tc>
           <w:tcPr>
-            <w:tcW w:type="dxa" w:w="864"/>
+            <w:tcW w:type="dxa" w:w="792"/>
           </w:tcPr>
           <w:p>
             <w:r/>
@@ -415,7 +415,7 @@
         </w:tc>
         <w:tc>
           <w:tcPr>
-            <w:tcW w:type="dxa" w:w="1152"/>
+            <w:tcW w:type="dxa" w:w="1224"/>
           </w:tcPr>
           <w:p>
             <w:r/>
@@ -430,7 +430,7 @@
         </w:tc>
         <w:tc>
           <w:tcPr>
-            <w:tcW w:type="dxa" w:w="864"/>
+            <w:tcW w:type="dxa" w:w="1296"/>
           </w:tcPr>
           <w:p>
             <w:r/>
@@ -445,7 +445,7 @@
         </w:tc>
         <w:tc>
           <w:tcPr>
-            <w:tcW w:type="dxa" w:w="5040"/>
+            <w:tcW w:type="dxa" w:w="4536"/>
           </w:tcPr>
           <w:p>
             <w:r/>
@@ -462,7 +462,7 @@
       <w:tr>
         <w:tc>
           <w:tcPr>
-            <w:tcW w:type="dxa" w:w="864"/>
+            <w:tcW w:type="dxa" w:w="792"/>
           </w:tcPr>
           <w:p>
             <w:r/>
@@ -477,7 +477,7 @@
         </w:tc>
         <w:tc>
           <w:tcPr>
-            <w:tcW w:type="dxa" w:w="864"/>
+            <w:tcW w:type="dxa" w:w="792"/>
           </w:tcPr>
           <w:p>
             <w:r/>
@@ -492,7 +492,7 @@
         </w:tc>
         <w:tc>
           <w:tcPr>
-            <w:tcW w:type="dxa" w:w="1152"/>
+            <w:tcW w:type="dxa" w:w="1224"/>
           </w:tcPr>
           <w:p>
             <w:r/>
@@ -507,7 +507,7 @@
         </w:tc>
         <w:tc>
           <w:tcPr>
-            <w:tcW w:type="dxa" w:w="864"/>
+            <w:tcW w:type="dxa" w:w="1296"/>
           </w:tcPr>
           <w:p>
             <w:r/>
@@ -522,7 +522,7 @@
         </w:tc>
         <w:tc>
           <w:tcPr>
-            <w:tcW w:type="dxa" w:w="5040"/>
+            <w:tcW w:type="dxa" w:w="4536"/>
           </w:tcPr>
           <w:p>
             <w:r/>
@@ -539,7 +539,7 @@
       <w:tr>
         <w:tc>
           <w:tcPr>
-            <w:tcW w:type="dxa" w:w="864"/>
+            <w:tcW w:type="dxa" w:w="792"/>
           </w:tcPr>
           <w:p>
             <w:r/>
@@ -554,7 +554,7 @@
         </w:tc>
         <w:tc>
           <w:tcPr>
-            <w:tcW w:type="dxa" w:w="864"/>
+            <w:tcW w:type="dxa" w:w="792"/>
           </w:tcPr>
           <w:p>
             <w:r/>
@@ -569,7 +569,7 @@
         </w:tc>
         <w:tc>
           <w:tcPr>
-            <w:tcW w:type="dxa" w:w="1152"/>
+            <w:tcW w:type="dxa" w:w="1224"/>
           </w:tcPr>
           <w:p>
             <w:r/>
@@ -584,7 +584,7 @@
         </w:tc>
         <w:tc>
           <w:tcPr>
-            <w:tcW w:type="dxa" w:w="864"/>
+            <w:tcW w:type="dxa" w:w="1296"/>
           </w:tcPr>
           <w:p>
             <w:r/>
@@ -599,7 +599,7 @@
         </w:tc>
         <w:tc>
           <w:tcPr>
-            <w:tcW w:type="dxa" w:w="5040"/>
+            <w:tcW w:type="dxa" w:w="4536"/>
           </w:tcPr>
           <w:p>
             <w:r/>
@@ -616,7 +616,7 @@
       <w:tr>
         <w:tc>
           <w:tcPr>
-            <w:tcW w:type="dxa" w:w="864"/>
+            <w:tcW w:type="dxa" w:w="792"/>
           </w:tcPr>
           <w:p>
             <w:r/>
@@ -631,7 +631,7 @@
         </w:tc>
         <w:tc>
           <w:tcPr>
-            <w:tcW w:type="dxa" w:w="864"/>
+            <w:tcW w:type="dxa" w:w="792"/>
           </w:tcPr>
           <w:p>
             <w:r/>
@@ -646,7 +646,7 @@
         </w:tc>
         <w:tc>
           <w:tcPr>
-            <w:tcW w:type="dxa" w:w="1152"/>
+            <w:tcW w:type="dxa" w:w="1224"/>
           </w:tcPr>
           <w:p>
             <w:r/>
@@ -661,7 +661,7 @@
         </w:tc>
         <w:tc>
           <w:tcPr>
-            <w:tcW w:type="dxa" w:w="864"/>
+            <w:tcW w:type="dxa" w:w="1296"/>
           </w:tcPr>
           <w:p>
             <w:r/>
@@ -676,7 +676,7 @@
         </w:tc>
         <w:tc>
           <w:tcPr>
-            <w:tcW w:type="dxa" w:w="5040"/>
+            <w:tcW w:type="dxa" w:w="4536"/>
           </w:tcPr>
           <w:p>
             <w:r/>
@@ -693,7 +693,7 @@
       <w:tr>
         <w:tc>
           <w:tcPr>
-            <w:tcW w:type="dxa" w:w="864"/>
+            <w:tcW w:type="dxa" w:w="792"/>
           </w:tcPr>
           <w:p>
             <w:r/>
@@ -708,7 +708,7 @@
         </w:tc>
         <w:tc>
           <w:tcPr>
-            <w:tcW w:type="dxa" w:w="864"/>
+            <w:tcW w:type="dxa" w:w="792"/>
           </w:tcPr>
           <w:p>
             <w:r/>
@@ -723,7 +723,7 @@
         </w:tc>
         <w:tc>
           <w:tcPr>
-            <w:tcW w:type="dxa" w:w="1152"/>
+            <w:tcW w:type="dxa" w:w="1224"/>
           </w:tcPr>
           <w:p>
             <w:r/>
@@ -738,7 +738,7 @@
         </w:tc>
         <w:tc>
           <w:tcPr>
-            <w:tcW w:type="dxa" w:w="864"/>
+            <w:tcW w:type="dxa" w:w="1296"/>
           </w:tcPr>
           <w:p>
             <w:r/>
@@ -753,7 +753,7 @@
         </w:tc>
         <w:tc>
           <w:tcPr>
-            <w:tcW w:type="dxa" w:w="5040"/>
+            <w:tcW w:type="dxa" w:w="4536"/>
           </w:tcPr>
           <w:p>
             <w:r/>
@@ -770,7 +770,7 @@
       <w:tr>
         <w:tc>
           <w:tcPr>
-            <w:tcW w:type="dxa" w:w="864"/>
+            <w:tcW w:type="dxa" w:w="792"/>
           </w:tcPr>
           <w:p>
             <w:r/>
@@ -785,7 +785,7 @@
         </w:tc>
         <w:tc>
           <w:tcPr>
-            <w:tcW w:type="dxa" w:w="864"/>
+            <w:tcW w:type="dxa" w:w="792"/>
           </w:tcPr>
           <w:p>
             <w:r/>
@@ -800,7 +800,7 @@
         </w:tc>
         <w:tc>
           <w:tcPr>
-            <w:tcW w:type="dxa" w:w="1152"/>
+            <w:tcW w:type="dxa" w:w="1224"/>
           </w:tcPr>
           <w:p>
             <w:r/>
@@ -815,7 +815,7 @@
         </w:tc>
         <w:tc>
           <w:tcPr>
-            <w:tcW w:type="dxa" w:w="864"/>
+            <w:tcW w:type="dxa" w:w="1296"/>
           </w:tcPr>
           <w:p>
             <w:r/>
@@ -830,7 +830,7 @@
         </w:tc>
         <w:tc>
           <w:tcPr>
-            <w:tcW w:type="dxa" w:w="5040"/>
+            <w:tcW w:type="dxa" w:w="4536"/>
           </w:tcPr>
           <w:p>
             <w:r/>
@@ -847,7 +847,7 @@
       <w:tr>
         <w:tc>
           <w:tcPr>
-            <w:tcW w:type="dxa" w:w="864"/>
+            <w:tcW w:type="dxa" w:w="792"/>
           </w:tcPr>
           <w:p>
             <w:r/>
@@ -862,7 +862,7 @@
         </w:tc>
         <w:tc>
           <w:tcPr>
-            <w:tcW w:type="dxa" w:w="864"/>
+            <w:tcW w:type="dxa" w:w="792"/>
           </w:tcPr>
           <w:p>
             <w:r/>
@@ -877,7 +877,7 @@
         </w:tc>
         <w:tc>
           <w:tcPr>
-            <w:tcW w:type="dxa" w:w="1152"/>
+            <w:tcW w:type="dxa" w:w="1224"/>
           </w:tcPr>
           <w:p>
             <w:r/>
@@ -892,7 +892,7 @@
         </w:tc>
         <w:tc>
           <w:tcPr>
-            <w:tcW w:type="dxa" w:w="864"/>
+            <w:tcW w:type="dxa" w:w="1296"/>
           </w:tcPr>
           <w:p>
             <w:r/>
@@ -907,7 +907,7 @@
         </w:tc>
         <w:tc>
           <w:tcPr>
-            <w:tcW w:type="dxa" w:w="5040"/>
+            <w:tcW w:type="dxa" w:w="4536"/>
           </w:tcPr>
           <w:p>
             <w:r/>
@@ -924,7 +924,7 @@
       <w:tr>
         <w:tc>
           <w:tcPr>
-            <w:tcW w:type="dxa" w:w="864"/>
+            <w:tcW w:type="dxa" w:w="792"/>
           </w:tcPr>
           <w:p>
             <w:r/>
@@ -939,7 +939,7 @@
         </w:tc>
         <w:tc>
           <w:tcPr>
-            <w:tcW w:type="dxa" w:w="864"/>
+            <w:tcW w:type="dxa" w:w="792"/>
           </w:tcPr>
           <w:p>
             <w:r/>
@@ -954,7 +954,7 @@
         </w:tc>
         <w:tc>
           <w:tcPr>
-            <w:tcW w:type="dxa" w:w="1152"/>
+            <w:tcW w:type="dxa" w:w="1224"/>
           </w:tcPr>
           <w:p>
             <w:r/>
@@ -969,7 +969,7 @@
         </w:tc>
         <w:tc>
           <w:tcPr>
-            <w:tcW w:type="dxa" w:w="864"/>
+            <w:tcW w:type="dxa" w:w="1296"/>
           </w:tcPr>
           <w:p>
             <w:r/>
@@ -984,7 +984,7 @@
         </w:tc>
         <w:tc>
           <w:tcPr>
-            <w:tcW w:type="dxa" w:w="5040"/>
+            <w:tcW w:type="dxa" w:w="4536"/>
           </w:tcPr>
           <w:p>
             <w:r/>
@@ -1001,7 +1001,7 @@
       <w:tr>
         <w:tc>
           <w:tcPr>
-            <w:tcW w:type="dxa" w:w="864"/>
+            <w:tcW w:type="dxa" w:w="792"/>
           </w:tcPr>
           <w:p>
             <w:r/>
@@ -1016,7 +1016,7 @@
         </w:tc>
         <w:tc>
           <w:tcPr>
-            <w:tcW w:type="dxa" w:w="864"/>
+            <w:tcW w:type="dxa" w:w="792"/>
           </w:tcPr>
           <w:p>
             <w:r/>
@@ -1031,7 +1031,7 @@
         </w:tc>
         <w:tc>
           <w:tcPr>
-            <w:tcW w:type="dxa" w:w="1152"/>
+            <w:tcW w:type="dxa" w:w="1224"/>
           </w:tcPr>
           <w:p>
             <w:r/>
@@ -1046,7 +1046,7 @@
         </w:tc>
         <w:tc>
           <w:tcPr>
-            <w:tcW w:type="dxa" w:w="864"/>
+            <w:tcW w:type="dxa" w:w="1296"/>
           </w:tcPr>
           <w:p>
             <w:r/>
@@ -1061,7 +1061,7 @@
         </w:tc>
         <w:tc>
           <w:tcPr>
-            <w:tcW w:type="dxa" w:w="5040"/>
+            <w:tcW w:type="dxa" w:w="4536"/>
           </w:tcPr>
           <w:p>
             <w:r/>
@@ -1078,7 +1078,7 @@
       <w:tr>
         <w:tc>
           <w:tcPr>
-            <w:tcW w:type="dxa" w:w="864"/>
+            <w:tcW w:type="dxa" w:w="792"/>
           </w:tcPr>
           <w:p>
             <w:r/>
@@ -1093,7 +1093,7 @@
         </w:tc>
         <w:tc>
           <w:tcPr>
-            <w:tcW w:type="dxa" w:w="864"/>
+            <w:tcW w:type="dxa" w:w="792"/>
           </w:tcPr>
           <w:p>
             <w:r/>
@@ -1108,7 +1108,7 @@
         </w:tc>
         <w:tc>
           <w:tcPr>
-            <w:tcW w:type="dxa" w:w="1152"/>
+            <w:tcW w:type="dxa" w:w="1224"/>
           </w:tcPr>
           <w:p>
             <w:r/>
@@ -1123,7 +1123,7 @@
         </w:tc>
         <w:tc>
           <w:tcPr>
-            <w:tcW w:type="dxa" w:w="864"/>
+            <w:tcW w:type="dxa" w:w="1296"/>
           </w:tcPr>
           <w:p>
             <w:r/>
@@ -1138,7 +1138,7 @@
         </w:tc>
         <w:tc>
           <w:tcPr>
-            <w:tcW w:type="dxa" w:w="5040"/>
+            <w:tcW w:type="dxa" w:w="4536"/>
           </w:tcPr>
           <w:p>
             <w:r/>
@@ -1147,7 +1147,7 @@
                 <w:rFonts w:ascii="Arial" w:hAnsi="Arial"/>
                 <w:sz w:val="19"/>
               </w:rPr>
-              <w:t>Bridge 2 — Invitation</w:t>
+              <w:t>Bridge 2 — Invitation (workshop introduction)</w:t>
             </w:r>
           </w:p>
         </w:tc>
@@ -1155,7 +1155,7 @@
       <w:tr>
         <w:tc>
           <w:tcPr>
-            <w:tcW w:type="dxa" w:w="864"/>
+            <w:tcW w:type="dxa" w:w="792"/>
           </w:tcPr>
           <w:p>
             <w:r/>
@@ -1170,7 +1170,7 @@
         </w:tc>
         <w:tc>
           <w:tcPr>
-            <w:tcW w:type="dxa" w:w="864"/>
+            <w:tcW w:type="dxa" w:w="792"/>
           </w:tcPr>
           <w:p>
             <w:r/>
@@ -1185,7 +1185,7 @@
         </w:tc>
         <w:tc>
           <w:tcPr>
-            <w:tcW w:type="dxa" w:w="1152"/>
+            <w:tcW w:type="dxa" w:w="1224"/>
           </w:tcPr>
           <w:p>
             <w:r/>
@@ -1200,7 +1200,84 @@
         </w:tc>
         <w:tc>
           <w:tcPr>
-            <w:tcW w:type="dxa" w:w="864"/>
+            <w:tcW w:type="dxa" w:w="1296"/>
+          </w:tcPr>
+          <w:p>
+            <w:r/>
+            <w:r>
+              <w:rPr>
+                <w:rFonts w:ascii="Arial" w:hAnsi="Arial"/>
+                <w:sz w:val="19"/>
+              </w:rPr>
+              <w:t>13 (same slide)</w:t>
+            </w:r>
+          </w:p>
+        </w:tc>
+        <w:tc>
+          <w:tcPr>
+            <w:tcW w:type="dxa" w:w="4536"/>
+          </w:tcPr>
+          <w:p>
+            <w:r/>
+            <w:r>
+              <w:rPr>
+                <w:rFonts w:ascii="Arial" w:hAnsi="Arial"/>
+                <w:sz w:val="19"/>
+              </w:rPr>
+              <w:t>Q&amp;A — slide 13 stays visible, no slide change</w:t>
+            </w:r>
+          </w:p>
+        </w:tc>
+      </w:tr>
+      <w:tr>
+        <w:tc>
+          <w:tcPr>
+            <w:tcW w:type="dxa" w:w="792"/>
+          </w:tcPr>
+          <w:p>
+            <w:r/>
+            <w:r>
+              <w:rPr>
+                <w:rFonts w:ascii="Arial" w:hAnsi="Arial"/>
+                <w:sz w:val="19"/>
+              </w:rPr>
+              <w:t>—</w:t>
+            </w:r>
+          </w:p>
+        </w:tc>
+        <w:tc>
+          <w:tcPr>
+            <w:tcW w:type="dxa" w:w="792"/>
+          </w:tcPr>
+          <w:p>
+            <w:r/>
+            <w:r>
+              <w:rPr>
+                <w:rFonts w:ascii="Arial" w:hAnsi="Arial"/>
+                <w:sz w:val="19"/>
+              </w:rPr>
+              <w:t>—</w:t>
+            </w:r>
+          </w:p>
+        </w:tc>
+        <w:tc>
+          <w:tcPr>
+            <w:tcW w:type="dxa" w:w="1224"/>
+          </w:tcPr>
+          <w:p>
+            <w:r/>
+            <w:r>
+              <w:rPr>
+                <w:rFonts w:ascii="Arial" w:hAnsi="Arial"/>
+                <w:sz w:val="19"/>
+              </w:rPr>
+              <w:t>not presented</w:t>
+            </w:r>
+          </w:p>
+        </w:tc>
+        <w:tc>
+          <w:tcPr>
+            <w:tcW w:type="dxa" w:w="1296"/>
           </w:tcPr>
           <w:p>
             <w:r/>
@@ -1215,7 +1292,7 @@
         </w:tc>
         <w:tc>
           <w:tcPr>
-            <w:tcW w:type="dxa" w:w="5040"/>
+            <w:tcW w:type="dxa" w:w="4536"/>
           </w:tcPr>
           <w:p>
             <w:r/>
@@ -1224,7 +1301,7 @@
                 <w:rFonts w:ascii="Arial" w:hAnsi="Arial"/>
                 <w:sz w:val="19"/>
               </w:rPr>
-              <w:t>Q&amp;A</w:t>
+              <w:t>Former standalone Q&amp;A slide — hidden, facilitator reference only</w:t>
             </w:r>
           </w:p>
         </w:tc>
@@ -1257,7 +1334,7 @@
           <w:color w:val="1A1A1A"/>
           <w:sz w:val="22"/>
         </w:rPr>
-        <w:t>1 + 0.5 + 1.5 + 2 + 1.5 + 1.5 + 5 + 5 + 5 + 5 + 3 + 1.5 + 1.5 + 11 = 45 minutes exactly.</w:t>
+        <w:t>1 + 0.5 + 1.5 + 2 + 1.5 + 1.5 + 5 + 5 + 5 + 5 + 3 + 1.5 + 1.5 + 11 = 45 minutes exactly. The hidden slide 14 row carries no time allocation — it is not presented.</w:t>
       </w:r>
     </w:p>
     <w:p>
@@ -1346,7 +1423,7 @@
           <w:color w:val="1A1A1A"/>
           <w:sz w:val="22"/>
         </w:rPr>
-        <w:t>The workshop invitation (slide 13, ending 34:00) must occur before Q&amp;A (slide 14, beginning 34:00). Confirmed in sequence.</w:t>
+        <w:t>The workshop invitation (slide 13) must occur before Q&amp;A. Since Q&amp;A now runs on the same slide, this is satisfied by construction — slide 13 opens at 32:30 with the workshop introduction and continues uninterrupted through Q&amp;A to 45:00.</w:t>
       </w:r>
     </w:p>
     <w:p>
@@ -1371,7 +1448,32 @@
           <w:color w:val="1A1A1A"/>
           <w:sz w:val="22"/>
         </w:rPr>
-        <w:t>During Q&amp;A, the registration strip at the bottom of slide 14 stays visible for the full 11-minute block — do not navigate to a different slide.</w:t>
+        <w:t>Slide 13 stays on screen for the entire 32:30-45:00 block — the registration CTA, price, and QR code never leave the screen once Q&amp;A begins. Do not advance to a new slide at 34:00.</w:t>
+      </w:r>
+    </w:p>
+    <w:p>
+      <w:pPr>
+        <w:spacing w:after="60" w:before="0" w:line="312" w:lineRule="auto"/>
+      </w:pPr>
+      <w:r>
+        <w:rPr>
+          <w:rFonts w:ascii="Arial" w:hAnsi="Arial" w:cs="Arial"/>
+          <w:b/>
+          <w:i w:val="0"/>
+          <w:color w:val="C9A84C"/>
+          <w:sz w:val="22"/>
+        </w:rPr>
+        <w:t xml:space="preserve">•  </w:t>
+      </w:r>
+      <w:r>
+        <w:rPr>
+          <w:rFonts w:ascii="Arial" w:hAnsi="Arial" w:cs="Arial"/>
+          <w:b w:val="0"/>
+          <w:i w:val="0"/>
+          <w:color w:val="1A1A1A"/>
+          <w:sz w:val="22"/>
+        </w:rPr>
+        <w:t>Slide 14 (the former standalone Q&amp;A slide) is hidden via PowerPoint's Hide Slide flag. It carries no time allocation in this map because it is not presented during a normal run of the session — it exists only as a facilitator quick-reference card.</w:t>
       </w:r>
     </w:p>
     <w:p>
@@ -1549,7 +1651,7 @@
           <w:sz w:val="18"/>
           <w:spacing w:val="40"/>
         </w:rPr>
-        <w:t>COMPARISON TO v2.2</w:t>
+        <w:t>COMPARISON TO v2.2 AND v3.0</w:t>
       </w:r>
     </w:p>
     <w:tbl>
@@ -1559,14 +1661,15 @@
         <w:tblLook w:firstColumn="1" w:firstRow="1" w:lastColumn="0" w:lastRow="0" w:noHBand="0" w:noVBand="1" w:val="04A0"/>
       </w:tblPr>
       <w:tblGrid>
-        <w:gridCol w:w="3216"/>
-        <w:gridCol w:w="3216"/>
-        <w:gridCol w:w="3216"/>
+        <w:gridCol w:w="2412"/>
+        <w:gridCol w:w="2412"/>
+        <w:gridCol w:w="2412"/>
+        <w:gridCol w:w="2412"/>
       </w:tblGrid>
       <w:tr>
         <w:tc>
           <w:tcPr>
-            <w:tcW w:type="dxa" w:w="2304"/>
+            <w:tcW w:type="dxa" w:w="1656"/>
           </w:tcPr>
           <w:p>
             <w:r/>
@@ -1581,7 +1684,7 @@
         </w:tc>
         <w:tc>
           <w:tcPr>
-            <w:tcW w:type="dxa" w:w="3744"/>
+            <w:tcW w:type="dxa" w:w="2664"/>
           </w:tcPr>
           <w:p>
             <w:r/>
@@ -1597,7 +1700,7 @@
         </w:tc>
         <w:tc>
           <w:tcPr>
-            <w:tcW w:type="dxa" w:w="3744"/>
+            <w:tcW w:type="dxa" w:w="2736"/>
           </w:tcPr>
           <w:p>
             <w:r/>
@@ -1611,11 +1714,27 @@
             </w:r>
           </w:p>
         </w:tc>
+        <w:tc>
+          <w:tcPr>
+            <w:tcW w:type="dxa" w:w="2736"/>
+          </w:tcPr>
+          <w:p>
+            <w:r/>
+            <w:r>
+              <w:rPr>
+                <w:rFonts w:ascii="Arial" w:hAnsi="Arial"/>
+                <w:b/>
+                <w:sz w:val="19"/>
+              </w:rPr>
+              <w:t>v3.1 (15 slides, 1 hidden)</w:t>
+            </w:r>
+          </w:p>
+        </w:tc>
       </w:tr>
       <w:tr>
         <w:tc>
           <w:tcPr>
-            <w:tcW w:type="dxa" w:w="2304"/>
+            <w:tcW w:type="dxa" w:w="1656"/>
           </w:tcPr>
           <w:p>
             <w:r/>
@@ -1630,7 +1749,7 @@
         </w:tc>
         <w:tc>
           <w:tcPr>
-            <w:tcW w:type="dxa" w:w="3744"/>
+            <w:tcW w:type="dxa" w:w="2664"/>
           </w:tcPr>
           <w:p>
             <w:r/>
@@ -1645,7 +1764,7 @@
         </w:tc>
         <w:tc>
           <w:tcPr>
-            <w:tcW w:type="dxa" w:w="3744"/>
+            <w:tcW w:type="dxa" w:w="2736"/>
           </w:tcPr>
           <w:p>
             <w:r/>
@@ -1658,11 +1777,26 @@
             </w:r>
           </w:p>
         </w:tc>
+        <w:tc>
+          <w:tcPr>
+            <w:tcW w:type="dxa" w:w="2736"/>
+          </w:tcPr>
+          <w:p>
+            <w:r/>
+            <w:r>
+              <w:rPr>
+                <w:rFonts w:ascii="Arial" w:hAnsi="Arial"/>
+                <w:sz w:val="19"/>
+              </w:rPr>
+              <w:t>8:00 (unchanged)</w:t>
+            </w:r>
+          </w:p>
+        </w:tc>
       </w:tr>
       <w:tr>
         <w:tc>
           <w:tcPr>
-            <w:tcW w:type="dxa" w:w="2304"/>
+            <w:tcW w:type="dxa" w:w="1656"/>
           </w:tcPr>
           <w:p>
             <w:r/>
@@ -1677,7 +1811,7 @@
         </w:tc>
         <w:tc>
           <w:tcPr>
-            <w:tcW w:type="dxa" w:w="3744"/>
+            <w:tcW w:type="dxa" w:w="2664"/>
           </w:tcPr>
           <w:p>
             <w:r/>
@@ -1686,13 +1820,13 @@
                 <w:rFonts w:ascii="Arial" w:hAnsi="Arial"/>
                 <w:sz w:val="19"/>
               </w:rPr>
-              <w:t>One 60s silent pause after Sign 1 only</w:t>
+              <w:t>One 60s pause after Sign 1 only</w:t>
             </w:r>
           </w:p>
         </w:tc>
         <w:tc>
           <w:tcPr>
-            <w:tcW w:type="dxa" w:w="3744"/>
+            <w:tcW w:type="dxa" w:w="2736"/>
           </w:tcPr>
           <w:p>
             <w:r/>
@@ -1701,7 +1835,22 @@
                 <w:rFonts w:ascii="Arial" w:hAnsi="Arial"/>
                 <w:sz w:val="19"/>
               </w:rPr>
-              <w:t>30-45s quick check after each of the 3 signs</w:t>
+              <w:t>30-45s check after each sign</w:t>
+            </w:r>
+          </w:p>
+        </w:tc>
+        <w:tc>
+          <w:tcPr>
+            <w:tcW w:type="dxa" w:w="2736"/>
+          </w:tcPr>
+          <w:p>
+            <w:r/>
+            <w:r>
+              <w:rPr>
+                <w:rFonts w:ascii="Arial" w:hAnsi="Arial"/>
+                <w:sz w:val="19"/>
+              </w:rPr>
+              <w:t>Unchanged</w:t>
             </w:r>
           </w:p>
         </w:tc>
@@ -1709,7 +1858,7 @@
       <w:tr>
         <w:tc>
           <w:tcPr>
-            <w:tcW w:type="dxa" w:w="2304"/>
+            <w:tcW w:type="dxa" w:w="1656"/>
           </w:tcPr>
           <w:p>
             <w:r/>
@@ -1724,7 +1873,7 @@
         </w:tc>
         <w:tc>
           <w:tcPr>
-            <w:tcW w:type="dxa" w:w="3744"/>
+            <w:tcW w:type="dxa" w:w="2664"/>
           </w:tcPr>
           <w:p>
             <w:r/>
@@ -1733,13 +1882,13 @@
                 <w:rFonts w:ascii="Arial" w:hAnsi="Arial"/>
                 <w:sz w:val="19"/>
               </w:rPr>
-              <w:t>7 min, 3 fields, no standalone artifact</w:t>
+              <w:t>7 min, 3 fields, no artifact</w:t>
             </w:r>
           </w:p>
         </w:tc>
         <w:tc>
           <w:tcPr>
-            <w:tcW w:type="dxa" w:w="3744"/>
+            <w:tcW w:type="dxa" w:w="2736"/>
           </w:tcPr>
           <w:p>
             <w:r/>
@@ -1748,7 +1897,22 @@
                 <w:rFonts w:ascii="Arial" w:hAnsi="Arial"/>
                 <w:sz w:val="19"/>
               </w:rPr>
-              <w:t>5 min, 4 fields, standalone Career Stall Check</w:t>
+              <w:t>5 min, 4 fields, Career Stall Check</w:t>
+            </w:r>
+          </w:p>
+        </w:tc>
+        <w:tc>
+          <w:tcPr>
+            <w:tcW w:type="dxa" w:w="2736"/>
+          </w:tcPr>
+          <w:p>
+            <w:r/>
+            <w:r>
+              <w:rPr>
+                <w:rFonts w:ascii="Arial" w:hAnsi="Arial"/>
+                <w:sz w:val="19"/>
+              </w:rPr>
+              <w:t>Unchanged</w:t>
             </w:r>
           </w:p>
         </w:tc>
@@ -1756,7 +1920,7 @@
       <w:tr>
         <w:tc>
           <w:tcPr>
-            <w:tcW w:type="dxa" w:w="2304"/>
+            <w:tcW w:type="dxa" w:w="1656"/>
           </w:tcPr>
           <w:p>
             <w:r/>
@@ -1771,7 +1935,7 @@
         </w:tc>
         <w:tc>
           <w:tcPr>
-            <w:tcW w:type="dxa" w:w="3744"/>
+            <w:tcW w:type="dxa" w:w="2664"/>
           </w:tcPr>
           <w:p>
             <w:r/>
@@ -1780,13 +1944,13 @@
                 <w:rFonts w:ascii="Arial" w:hAnsi="Arial"/>
                 <w:sz w:val="19"/>
               </w:rPr>
-              <w:t>Core slide, 28:00-30:00 (2 min)</w:t>
+              <w:t>Core slide, 28:00-30:00</w:t>
             </w:r>
           </w:p>
         </w:tc>
         <w:tc>
           <w:tcPr>
-            <w:tcW w:type="dxa" w:w="3744"/>
+            <w:tcW w:type="dxa" w:w="2736"/>
           </w:tcPr>
           <w:p>
             <w:r/>
@@ -1795,7 +1959,22 @@
                 <w:rFonts w:ascii="Arial" w:hAnsi="Arial"/>
                 <w:sz w:val="19"/>
               </w:rPr>
-              <w:t>1 sentence in core (slide 11) + untimed appendix</w:t>
+              <w:t>1 sentence + untimed appendix</w:t>
+            </w:r>
+          </w:p>
+        </w:tc>
+        <w:tc>
+          <w:tcPr>
+            <w:tcW w:type="dxa" w:w="2736"/>
+          </w:tcPr>
+          <w:p>
+            <w:r/>
+            <w:r>
+              <w:rPr>
+                <w:rFonts w:ascii="Arial" w:hAnsi="Arial"/>
+                <w:sz w:val="19"/>
+              </w:rPr>
+              <w:t>Unchanged</w:t>
             </w:r>
           </w:p>
         </w:tc>
@@ -1803,7 +1982,7 @@
       <w:tr>
         <w:tc>
           <w:tcPr>
-            <w:tcW w:type="dxa" w:w="2304"/>
+            <w:tcW w:type="dxa" w:w="1656"/>
           </w:tcPr>
           <w:p>
             <w:r/>
@@ -1818,7 +1997,7 @@
         </w:tc>
         <w:tc>
           <w:tcPr>
-            <w:tcW w:type="dxa" w:w="3744"/>
+            <w:tcW w:type="dxa" w:w="2664"/>
           </w:tcPr>
           <w:p>
             <w:r/>
@@ -1827,13 +2006,13 @@
                 <w:rFonts w:ascii="Arial" w:hAnsi="Arial"/>
                 <w:sz w:val="19"/>
               </w:rPr>
-              <w:t>1 slide, 42:00-45:00 (3 min), no price/format shown</w:t>
+              <w:t>1 slide, 42:00-45:00, no price shown</w:t>
             </w:r>
           </w:p>
         </w:tc>
         <w:tc>
           <w:tcPr>
-            <w:tcW w:type="dxa" w:w="3744"/>
+            <w:tcW w:type="dxa" w:w="2736"/>
           </w:tcPr>
           <w:p>
             <w:r/>
@@ -1842,7 +2021,22 @@
                 <w:rFonts w:ascii="Arial" w:hAnsi="Arial"/>
                 <w:sz w:val="19"/>
               </w:rPr>
-              <w:t>2 slides, 31:00-34:00 (3 min), full price/format shown</w:t>
+              <w:t>2 slides, 31:00-34:00, full price shown</w:t>
+            </w:r>
+          </w:p>
+        </w:tc>
+        <w:tc>
+          <w:tcPr>
+            <w:tcW w:type="dxa" w:w="2736"/>
+          </w:tcPr>
+          <w:p>
+            <w:r/>
+            <w:r>
+              <w:rPr>
+                <w:rFonts w:ascii="Arial" w:hAnsi="Arial"/>
+                <w:sz w:val="19"/>
+              </w:rPr>
+              <w:t>Unchanged</w:t>
             </w:r>
           </w:p>
         </w:tc>
@@ -1850,7 +2044,7 @@
       <w:tr>
         <w:tc>
           <w:tcPr>
-            <w:tcW w:type="dxa" w:w="2304"/>
+            <w:tcW w:type="dxa" w:w="1656"/>
           </w:tcPr>
           <w:p>
             <w:r/>
@@ -1865,7 +2059,7 @@
         </w:tc>
         <w:tc>
           <w:tcPr>
-            <w:tcW w:type="dxa" w:w="3744"/>
+            <w:tcW w:type="dxa" w:w="2664"/>
           </w:tcPr>
           <w:p>
             <w:r/>
@@ -1880,7 +2074,7 @@
         </w:tc>
         <w:tc>
           <w:tcPr>
-            <w:tcW w:type="dxa" w:w="3744"/>
+            <w:tcW w:type="dxa" w:w="2736"/>
           </w:tcPr>
           <w:p>
             <w:r/>
@@ -1889,7 +2083,84 @@
                 <w:rFonts w:ascii="Arial" w:hAnsi="Arial"/>
                 <w:sz w:val="19"/>
               </w:rPr>
-              <w:t>34:00-45:00 (after bridge)</w:t>
+              <w:t>34:00-45:00, own slide 14 (after bridge)</w:t>
+            </w:r>
+          </w:p>
+        </w:tc>
+        <w:tc>
+          <w:tcPr>
+            <w:tcW w:type="dxa" w:w="2736"/>
+          </w:tcPr>
+          <w:p>
+            <w:r/>
+            <w:r>
+              <w:rPr>
+                <w:rFonts w:ascii="Arial" w:hAnsi="Arial"/>
+                <w:sz w:val="19"/>
+              </w:rPr>
+              <w:t>34:00-45:00, on slide 13 (after bridge)</w:t>
+            </w:r>
+          </w:p>
+        </w:tc>
+      </w:tr>
+      <w:tr>
+        <w:tc>
+          <w:tcPr>
+            <w:tcW w:type="dxa" w:w="1656"/>
+          </w:tcPr>
+          <w:p>
+            <w:r/>
+            <w:r>
+              <w:rPr>
+                <w:rFonts w:ascii="Arial" w:hAnsi="Arial"/>
+                <w:sz w:val="19"/>
+              </w:rPr>
+              <w:t>Q&amp;A slide</w:t>
+            </w:r>
+          </w:p>
+        </w:tc>
+        <w:tc>
+          <w:tcPr>
+            <w:tcW w:type="dxa" w:w="2664"/>
+          </w:tcPr>
+          <w:p>
+            <w:r/>
+            <w:r>
+              <w:rPr>
+                <w:rFonts w:ascii="Arial" w:hAnsi="Arial"/>
+                <w:sz w:val="19"/>
+              </w:rPr>
+              <w:t>Standalone, presented live</w:t>
+            </w:r>
+          </w:p>
+        </w:tc>
+        <w:tc>
+          <w:tcPr>
+            <w:tcW w:type="dxa" w:w="2736"/>
+          </w:tcPr>
+          <w:p>
+            <w:r/>
+            <w:r>
+              <w:rPr>
+                <w:rFonts w:ascii="Arial" w:hAnsi="Arial"/>
+                <w:sz w:val="19"/>
+              </w:rPr>
+              <w:t>Standalone, presented live</w:t>
+            </w:r>
+          </w:p>
+        </w:tc>
+        <w:tc>
+          <w:tcPr>
+            <w:tcW w:type="dxa" w:w="2736"/>
+          </w:tcPr>
+          <w:p>
+            <w:r/>
+            <w:r>
+              <w:rPr>
+                <w:rFonts w:ascii="Arial" w:hAnsi="Arial"/>
+                <w:sz w:val="19"/>
+              </w:rPr>
+              <w:t>Hidden, not presented — merged into slide 13</w:t>
             </w:r>
           </w:p>
         </w:tc>
